--- a/docs/legal/review-2026-06-16/rj-ronald-j-antonelli/word/02-board-consent-approving-rj-package.docx
+++ b/docs/legal/review-2026-06-16/rj-ronald-j-antonelli/word/02-board-consent-approving-rj-package.docx
@@ -22,12 +22,12 @@
         <w:jc w:val="center"/>
       </w:pPr>
       <w:r>
-        <w:t>LoLo Care Inc</w:t>
+        <w:t>Lolo Care, Inc.</w:t>
       </w:r>
     </w:p>
     <w:p>
       <w:r>
-        <w:t>The undersigned, being all of the members of the board of directors (the "Board") of LoLo Care Inc, a Delaware corporation (the "Company"), hereby adopt the following resolutions by written consent as of [DATE], pursuant to the Delaware General Corporation Law, the Company's certificate of incorporation, bylaws, and applicable governance agreements.</w:t>
+        <w:t>The undersigned, being all of the members of the board of directors (the "Board") of Lolo Care, Inc., a Delaware corporation (the "Company"), hereby adopt the following resolutions by written consent as of [DATE], pursuant to the Delaware General Corporation Law, the Company's certificate of incorporation, bylaws, and applicable governance agreements.</w:t>
       </w:r>
     </w:p>
     <w:p>
@@ -96,7 +96,7 @@
     </w:p>
     <w:p>
       <w:r>
-        <w:t>RESOLVED, that the Company is authorized to issue to RJ 1,000,000 shares of the Company's Common Stock, par value $[PAR VALUE] per share, pursuant to a Restricted Stock Purchase Agreement in substantially the form presented to the Board;</w:t>
+        <w:t>RESOLVED, that the Company is authorized to issue to RJ 1,000,000 shares of the Company's Common Stock, par value $0.00001 per share, pursuant to a Restricted Stock Purchase Agreement in substantially the form presented to the Board;</w:t>
       </w:r>
     </w:p>
     <w:p>
@@ -106,7 +106,7 @@
     </w:p>
     <w:p>
       <w:r>
-        <w:t>RESOLVED FURTHER, that the purchase price for the shares shall be $[PRICE PER SHARE] per share, for an aggregate purchase price of $[RJ TOTAL PURCHASE PRICE], subject to confirmation that the purchase price is not less than par value;</w:t>
+        <w:t>RESOLVED FURTHER, that the purchase price for the shares shall be $0.00001 per share, for an aggregate purchase price of $10.00, subject to confirmation that the purchase price is not less than par value;</w:t>
       </w:r>
     </w:p>
     <w:p>
@@ -260,7 +260,7 @@
     </w:p>
     <w:p>
       <w:r>
-        <w:t>Charles Petrini Poli</w:t>
+        <w:t>Charles Petrini-Poli</w:t>
       </w:r>
     </w:p>
     <w:p>
